--- a/User Guide.docx
+++ b/User Guide.docx
@@ -1,6 +1,6 @@
 
 <file path=word/document.xml><?xml version="1.0" encoding="utf-8"?>
-<w:document xmlns:wpc="http://schemas.microsoft.com/office/word/2010/wordprocessingCanvas" xmlns:cx="http://schemas.microsoft.com/office/drawing/2014/chartex" xmlns:cx1="http://schemas.microsoft.com/office/drawing/2015/9/8/chartex" xmlns:cx2="http://schemas.microsoft.com/office/drawing/2015/10/21/chartex" xmlns:cx3="http://schemas.microsoft.com/office/drawing/2016/5/9/chartex" xmlns:cx4="http://schemas.microsoft.com/office/drawing/2016/5/10/chartex" xmlns:cx5="http://schemas.microsoft.com/office/drawing/2016/5/11/chartex" xmlns:cx6="http://schemas.microsoft.com/office/drawing/2016/5/12/chartex" xmlns:cx7="http://schemas.microsoft.com/office/drawing/2016/5/13/chartex" xmlns:cx8="http://schemas.microsoft.com/office/drawing/2016/5/14/chartex" xmlns:mc="http://schemas.openxmlformats.org/markup-compatibility/2006" xmlns:aink="http://schemas.microsoft.com/office/drawing/2016/ink" xmlns:am3d="http://schemas.microsoft.com/office/drawing/2017/model3d" xmlns:o="urn:schemas-microsoft-com:office:office" xmlns:oel="http://schemas.microsoft.com/office/2019/extlst" xmlns:r="http://schemas.openxmlformats.org/officeDocument/2006/relationships" xmlns:m="http://schemas.openxmlformats.org/officeDocument/2006/math" xmlns:v="urn:schemas-microsoft-com:vml" xmlns:wp14="http://schemas.microsoft.com/office/word/2010/wordprocessingDrawing" xmlns:wp="http://schemas.openxmlformats.org/drawingml/2006/wordprocessingDrawing" xmlns:w10="urn:schemas-microsoft-com:office:word" xmlns:w="http://schemas.openxmlformats.org/wordprocessingml/2006/main" xmlns:w14="http://schemas.microsoft.com/office/word/2010/wordml" xmlns:w15="http://schemas.microsoft.com/office/word/2012/wordml" xmlns:w16cex="http://schemas.microsoft.com/office/word/2018/wordml/cex" xmlns:w16cid="http://schemas.microsoft.com/office/word/2016/wordml/cid" xmlns:w16="http://schemas.microsoft.com/office/word/2018/wordml" xmlns:w16sdtdh="http://schemas.microsoft.com/office/word/2020/wordml/sdtdatahash" xmlns:w16se="http://schemas.microsoft.com/office/word/2015/wordml/symex" xmlns:wpg="http://schemas.microsoft.com/office/word/2010/wordprocessingGroup" xmlns:wpi="http://schemas.microsoft.com/office/word/2010/wordprocessingInk" xmlns:wne="http://schemas.microsoft.com/office/word/2006/wordml" xmlns:wps="http://schemas.microsoft.com/office/word/2010/wordprocessingShape" mc:Ignorable="w14 w15 w16se w16cid w16 w16cex w16sdtdh wp14">
+<w:document xmlns:wpc="http://schemas.microsoft.com/office/word/2010/wordprocessingCanvas" xmlns:cx="http://schemas.microsoft.com/office/drawing/2014/chartex" xmlns:cx1="http://schemas.microsoft.com/office/drawing/2015/9/8/chartex" xmlns:cx2="http://schemas.microsoft.com/office/drawing/2015/10/21/chartex" xmlns:cx3="http://schemas.microsoft.com/office/drawing/2016/5/9/chartex" xmlns:cx4="http://schemas.microsoft.com/office/drawing/2016/5/10/chartex" xmlns:cx5="http://schemas.microsoft.com/office/drawing/2016/5/11/chartex" xmlns:cx6="http://schemas.microsoft.com/office/drawing/2016/5/12/chartex" xmlns:cx7="http://schemas.microsoft.com/office/drawing/2016/5/13/chartex" xmlns:cx8="http://schemas.microsoft.com/office/drawing/2016/5/14/chartex" xmlns:mc="http://schemas.openxmlformats.org/markup-compatibility/2006" xmlns:aink="http://schemas.microsoft.com/office/drawing/2016/ink" xmlns:am3d="http://schemas.microsoft.com/office/drawing/2017/model3d" xmlns:o="urn:schemas-microsoft-com:office:office" xmlns:oel="http://schemas.microsoft.com/office/2019/extlst" xmlns:r="http://schemas.openxmlformats.org/officeDocument/2006/relationships" xmlns:m="http://schemas.openxmlformats.org/officeDocument/2006/math" xmlns:v="urn:schemas-microsoft-com:vml" xmlns:wp14="http://schemas.microsoft.com/office/word/2010/wordprocessingDrawing" xmlns:wp="http://schemas.openxmlformats.org/drawingml/2006/wordprocessingDrawing" xmlns:w10="urn:schemas-microsoft-com:office:word" xmlns:w="http://schemas.openxmlformats.org/wordprocessingml/2006/main" xmlns:w14="http://schemas.microsoft.com/office/word/2010/wordml" xmlns:w15="http://schemas.microsoft.com/office/word/2012/wordml" xmlns:w16cex="http://schemas.microsoft.com/office/word/2018/wordml/cex" xmlns:w16cid="http://schemas.microsoft.com/office/word/2016/wordml/cid" xmlns:w16="http://schemas.microsoft.com/office/word/2018/wordml" xmlns:w16du="http://schemas.microsoft.com/office/word/2023/wordml/word16du" xmlns:w16sdtdh="http://schemas.microsoft.com/office/word/2020/wordml/sdtdatahash" xmlns:w16sdtfl="http://schemas.microsoft.com/office/word/2024/wordml/sdtformatlock" xmlns:w16se="http://schemas.microsoft.com/office/word/2015/wordml/symex" xmlns:wpg="http://schemas.microsoft.com/office/word/2010/wordprocessingGroup" xmlns:wpi="http://schemas.microsoft.com/office/word/2010/wordprocessingInk" xmlns:wne="http://schemas.microsoft.com/office/word/2006/wordml" xmlns:wps="http://schemas.microsoft.com/office/word/2010/wordprocessingShape" mc:Ignorable="w14 w15 w16se w16cid w16 w16cex w16sdtdh w16sdtfl w16du wp14">
   <w:body>
     <w:p>
       <w:pPr>
@@ -78,7 +78,21 @@
           <w:sz w:val="20"/>
           <w:szCs w:val="20"/>
         </w:rPr>
-        <w:t>H:\Jon\Apps\Alphabet Soup</w:t>
+        <w:t>H:\</w:t>
+      </w:r>
+      <w:r>
+        <w:rPr>
+          <w:sz w:val="20"/>
+          <w:szCs w:val="20"/>
+        </w:rPr>
+        <w:t>_BRMC</w:t>
+      </w:r>
+      <w:r>
+        <w:rPr>
+          <w:sz w:val="20"/>
+          <w:szCs w:val="20"/>
+        </w:rPr>
+        <w:t>Apps\Alphabet Soup</w:t>
       </w:r>
       <w:r>
         <w:rPr>
@@ -107,7 +121,7 @@
           <w:sz w:val="20"/>
           <w:szCs w:val="20"/>
         </w:rPr>
-        <w:t>You may encounter a pop-up window as follows:</w:t>
+        <w:t>Launching the app will get you the following screen:</w:t>
       </w:r>
     </w:p>
     <w:p>
@@ -120,14 +134,12 @@
       <w:r>
         <w:rPr>
           <w:noProof/>
-          <w:sz w:val="20"/>
-          <w:szCs w:val="20"/>
         </w:rPr>
         <w:drawing>
-          <wp:inline distT="0" distB="0" distL="0" distR="0" wp14:anchorId="56E57CFB" wp14:editId="3CF88DE3">
-            <wp:extent cx="3150187" cy="2813285"/>
-            <wp:effectExtent l="0" t="0" r="0" b="6350"/>
-            <wp:docPr id="1573712877" name="Picture 3" descr="A screenshot of a computer&#10;&#10;Description automatically generated"/>
+          <wp:inline distT="0" distB="0" distL="0" distR="0" wp14:anchorId="751E02F0" wp14:editId="5891A449">
+            <wp:extent cx="5860603" cy="1022350"/>
+            <wp:effectExtent l="0" t="0" r="6985" b="6350"/>
+            <wp:docPr id="2101168344" name="Picture 1"/>
             <wp:cNvGraphicFramePr>
               <a:graphicFrameLocks xmlns:a="http://schemas.openxmlformats.org/drawingml/2006/main" noChangeAspect="1"/>
             </wp:cNvGraphicFramePr>
@@ -135,10 +147,8 @@
               <a:graphicData uri="http://schemas.openxmlformats.org/drawingml/2006/picture">
                 <pic:pic xmlns:pic="http://schemas.openxmlformats.org/drawingml/2006/picture">
                   <pic:nvPicPr>
-                    <pic:cNvPr id="1573712877" name="Picture 3" descr="A screenshot of a computer&#10;&#10;Description automatically generated"/>
-                    <pic:cNvPicPr>
-                      <a:picLocks noChangeAspect="1" noChangeArrowheads="1"/>
-                    </pic:cNvPicPr>
+                    <pic:cNvPr id="2101168344" name="Picture 1"/>
+                    <pic:cNvPicPr/>
                   </pic:nvPicPr>
                   <pic:blipFill>
                     <a:blip r:embed="rId6">
@@ -148,191 +158,6 @@
                         </a:ext>
                       </a:extLst>
                     </a:blip>
-                    <a:srcRect/>
-                    <a:stretch>
-                      <a:fillRect/>
-                    </a:stretch>
-                  </pic:blipFill>
-                  <pic:spPr bwMode="auto">
-                    <a:xfrm>
-                      <a:off x="0" y="0"/>
-                      <a:ext cx="3171752" cy="2832544"/>
-                    </a:xfrm>
-                    <a:prstGeom prst="rect">
-                      <a:avLst/>
-                    </a:prstGeom>
-                    <a:noFill/>
-                    <a:ln>
-                      <a:noFill/>
-                    </a:ln>
-                  </pic:spPr>
-                </pic:pic>
-              </a:graphicData>
-            </a:graphic>
-          </wp:inline>
-        </w:drawing>
-      </w:r>
-    </w:p>
-    <w:p>
-      <w:pPr>
-        <w:rPr>
-          <w:sz w:val="20"/>
-          <w:szCs w:val="20"/>
-        </w:rPr>
-      </w:pPr>
-      <w:r>
-        <w:rPr>
-          <w:sz w:val="20"/>
-          <w:szCs w:val="20"/>
-        </w:rPr>
-        <w:t>If so, click the check-box next to “I accept the terms of the License Agreement” and then click OK.</w:t>
-      </w:r>
-    </w:p>
-    <w:p>
-      <w:pPr>
-        <w:rPr>
-          <w:sz w:val="20"/>
-          <w:szCs w:val="20"/>
-        </w:rPr>
-      </w:pPr>
-      <w:r>
-        <w:rPr>
-          <w:sz w:val="20"/>
-          <w:szCs w:val="20"/>
-        </w:rPr>
-        <w:t>If you get the previous pop-up, you will also get this pop-up:</w:t>
-      </w:r>
-    </w:p>
-    <w:p>
-      <w:pPr>
-        <w:rPr>
-          <w:sz w:val="20"/>
-          <w:szCs w:val="20"/>
-        </w:rPr>
-      </w:pPr>
-      <w:r>
-        <w:rPr>
-          <w:noProof/>
-          <w:sz w:val="20"/>
-          <w:szCs w:val="20"/>
-        </w:rPr>
-        <w:drawing>
-          <wp:inline distT="0" distB="0" distL="0" distR="0" wp14:anchorId="26681C1A" wp14:editId="030AD4BC">
-            <wp:extent cx="4709424" cy="2463437"/>
-            <wp:effectExtent l="0" t="0" r="0" b="0"/>
-            <wp:docPr id="912404911" name="Picture 4" descr="A screenshot of a computer&#10;&#10;Description automatically generated"/>
-            <wp:cNvGraphicFramePr>
-              <a:graphicFrameLocks xmlns:a="http://schemas.openxmlformats.org/drawingml/2006/main" noChangeAspect="1"/>
-            </wp:cNvGraphicFramePr>
-            <a:graphic xmlns:a="http://schemas.openxmlformats.org/drawingml/2006/main">
-              <a:graphicData uri="http://schemas.openxmlformats.org/drawingml/2006/picture">
-                <pic:pic xmlns:pic="http://schemas.openxmlformats.org/drawingml/2006/picture">
-                  <pic:nvPicPr>
-                    <pic:cNvPr id="912404911" name="Picture 4" descr="A screenshot of a computer&#10;&#10;Description automatically generated"/>
-                    <pic:cNvPicPr>
-                      <a:picLocks noChangeAspect="1" noChangeArrowheads="1"/>
-                    </pic:cNvPicPr>
-                  </pic:nvPicPr>
-                  <pic:blipFill>
-                    <a:blip r:embed="rId7">
-                      <a:extLst>
-                        <a:ext uri="{28A0092B-C50C-407E-A947-70E740481C1C}">
-                          <a14:useLocalDpi xmlns:a14="http://schemas.microsoft.com/office/drawing/2010/main" val="0"/>
-                        </a:ext>
-                      </a:extLst>
-                    </a:blip>
-                    <a:srcRect/>
-                    <a:stretch>
-                      <a:fillRect/>
-                    </a:stretch>
-                  </pic:blipFill>
-                  <pic:spPr bwMode="auto">
-                    <a:xfrm>
-                      <a:off x="0" y="0"/>
-                      <a:ext cx="4755572" cy="2487577"/>
-                    </a:xfrm>
-                    <a:prstGeom prst="rect">
-                      <a:avLst/>
-                    </a:prstGeom>
-                    <a:noFill/>
-                    <a:ln>
-                      <a:noFill/>
-                    </a:ln>
-                  </pic:spPr>
-                </pic:pic>
-              </a:graphicData>
-            </a:graphic>
-          </wp:inline>
-        </w:drawing>
-      </w:r>
-    </w:p>
-    <w:p>
-      <w:pPr>
-        <w:rPr>
-          <w:sz w:val="20"/>
-          <w:szCs w:val="20"/>
-        </w:rPr>
-      </w:pPr>
-      <w:r>
-        <w:rPr>
-          <w:sz w:val="20"/>
-          <w:szCs w:val="20"/>
-        </w:rPr>
-        <w:t>Here, click the “Free Trial” button. The license key for this software is embedded in the Insurance Query Tool itself and will activate the perpetual license as soon as you run the app.</w:t>
-      </w:r>
-    </w:p>
-    <w:p>
-      <w:pPr>
-        <w:rPr>
-          <w:sz w:val="20"/>
-          <w:szCs w:val="20"/>
-        </w:rPr>
-      </w:pPr>
-    </w:p>
-    <w:p>
-      <w:pPr>
-        <w:rPr>
-          <w:sz w:val="20"/>
-          <w:szCs w:val="20"/>
-        </w:rPr>
-      </w:pPr>
-      <w:r>
-        <w:rPr>
-          <w:sz w:val="20"/>
-          <w:szCs w:val="20"/>
-        </w:rPr>
-        <w:lastRenderedPageBreak/>
-        <w:t>Launching the app will get you the following screen:</w:t>
-      </w:r>
-    </w:p>
-    <w:p>
-      <w:pPr>
-        <w:rPr>
-          <w:sz w:val="20"/>
-          <w:szCs w:val="20"/>
-        </w:rPr>
-      </w:pPr>
-      <w:r>
-        <w:rPr>
-          <w:noProof/>
-        </w:rPr>
-        <w:drawing>
-          <wp:inline distT="0" distB="0" distL="0" distR="0" wp14:anchorId="751E02F0" wp14:editId="320AECE2">
-            <wp:extent cx="5943600" cy="1022350"/>
-            <wp:effectExtent l="0" t="0" r="0" b="6350"/>
-            <wp:docPr id="2101168344" name="Picture 1" descr="A yellow and blue rectangle&#10;&#10;Description automatically generated"/>
-            <wp:cNvGraphicFramePr>
-              <a:graphicFrameLocks xmlns:a="http://schemas.openxmlformats.org/drawingml/2006/main" noChangeAspect="1"/>
-            </wp:cNvGraphicFramePr>
-            <a:graphic xmlns:a="http://schemas.openxmlformats.org/drawingml/2006/main">
-              <a:graphicData uri="http://schemas.openxmlformats.org/drawingml/2006/picture">
-                <pic:pic xmlns:pic="http://schemas.openxmlformats.org/drawingml/2006/picture">
-                  <pic:nvPicPr>
-                    <pic:cNvPr id="2101168344" name="Picture 1" descr="A yellow and blue rectangle&#10;&#10;Description automatically generated"/>
-                    <pic:cNvPicPr/>
-                  </pic:nvPicPr>
-                  <pic:blipFill>
-                    <a:blip r:embed="rId8"/>
                     <a:stretch>
                       <a:fillRect/>
                     </a:stretch>
@@ -340,7 +165,7 @@
                   <pic:spPr>
                     <a:xfrm>
                       <a:off x="0" y="0"/>
-                      <a:ext cx="5943600" cy="1022350"/>
+                      <a:ext cx="5860603" cy="1022350"/>
                     </a:xfrm>
                     <a:prstGeom prst="rect">
                       <a:avLst/>
@@ -395,10 +220,10 @@
           <w:noProof/>
         </w:rPr>
         <w:drawing>
-          <wp:inline distT="0" distB="0" distL="0" distR="0" wp14:anchorId="7AAF6A77" wp14:editId="492A64A0">
-            <wp:extent cx="5943600" cy="1628140"/>
-            <wp:effectExtent l="0" t="0" r="0" b="0"/>
-            <wp:docPr id="1720250634" name="Picture 1" descr="A blue and yellow rectangle&#10;&#10;Description automatically generated"/>
+          <wp:inline distT="0" distB="0" distL="0" distR="0" wp14:anchorId="7AAF6A77" wp14:editId="645EE534">
+            <wp:extent cx="5943600" cy="1611376"/>
+            <wp:effectExtent l="0" t="0" r="0" b="8255"/>
+            <wp:docPr id="1720250634" name="Picture 1"/>
             <wp:cNvGraphicFramePr>
               <a:graphicFrameLocks xmlns:a="http://schemas.openxmlformats.org/drawingml/2006/main" noChangeAspect="1"/>
             </wp:cNvGraphicFramePr>
@@ -406,11 +231,17 @@
               <a:graphicData uri="http://schemas.openxmlformats.org/drawingml/2006/picture">
                 <pic:pic xmlns:pic="http://schemas.openxmlformats.org/drawingml/2006/picture">
                   <pic:nvPicPr>
-                    <pic:cNvPr id="1720250634" name="Picture 1" descr="A blue and yellow rectangle&#10;&#10;Description automatically generated"/>
+                    <pic:cNvPr id="1720250634" name="Picture 1"/>
                     <pic:cNvPicPr/>
                   </pic:nvPicPr>
                   <pic:blipFill>
-                    <a:blip r:embed="rId9"/>
+                    <a:blip r:embed="rId7">
+                      <a:extLst>
+                        <a:ext uri="{28A0092B-C50C-407E-A947-70E740481C1C}">
+                          <a14:useLocalDpi xmlns:a14="http://schemas.microsoft.com/office/drawing/2010/main" val="0"/>
+                        </a:ext>
+                      </a:extLst>
+                    </a:blip>
                     <a:stretch>
                       <a:fillRect/>
                     </a:stretch>
@@ -418,7 +249,7 @@
                   <pic:spPr>
                     <a:xfrm>
                       <a:off x="0" y="0"/>
-                      <a:ext cx="5943600" cy="1628140"/>
+                      <a:ext cx="5943600" cy="1611376"/>
                     </a:xfrm>
                     <a:prstGeom prst="rect">
                       <a:avLst/>
@@ -472,10 +303,10 @@
           <w:noProof/>
         </w:rPr>
         <w:drawing>
-          <wp:inline distT="0" distB="0" distL="0" distR="0" wp14:anchorId="5FD5B2A7" wp14:editId="7F034C7F">
-            <wp:extent cx="5943600" cy="1022350"/>
-            <wp:effectExtent l="0" t="0" r="0" b="6350"/>
-            <wp:docPr id="1134143356" name="Picture 1" descr="A yellow and blue rectangle with black text&#10;&#10;Description automatically generated"/>
+          <wp:inline distT="0" distB="0" distL="0" distR="0" wp14:anchorId="5FD5B2A7" wp14:editId="4690FD20">
+            <wp:extent cx="5943600" cy="999366"/>
+            <wp:effectExtent l="0" t="0" r="0" b="0"/>
+            <wp:docPr id="1134143356" name="Picture 1"/>
             <wp:cNvGraphicFramePr>
               <a:graphicFrameLocks xmlns:a="http://schemas.openxmlformats.org/drawingml/2006/main" noChangeAspect="1"/>
             </wp:cNvGraphicFramePr>
@@ -483,11 +314,17 @@
               <a:graphicData uri="http://schemas.openxmlformats.org/drawingml/2006/picture">
                 <pic:pic xmlns:pic="http://schemas.openxmlformats.org/drawingml/2006/picture">
                   <pic:nvPicPr>
-                    <pic:cNvPr id="1134143356" name="Picture 1" descr="A yellow and blue rectangle with black text&#10;&#10;Description automatically generated"/>
+                    <pic:cNvPr id="1134143356" name="Picture 1"/>
                     <pic:cNvPicPr/>
                   </pic:nvPicPr>
                   <pic:blipFill>
-                    <a:blip r:embed="rId10"/>
+                    <a:blip r:embed="rId8">
+                      <a:extLst>
+                        <a:ext uri="{28A0092B-C50C-407E-A947-70E740481C1C}">
+                          <a14:useLocalDpi xmlns:a14="http://schemas.microsoft.com/office/drawing/2010/main" val="0"/>
+                        </a:ext>
+                      </a:extLst>
+                    </a:blip>
                     <a:stretch>
                       <a:fillRect/>
                     </a:stretch>
@@ -495,7 +332,7 @@
                   <pic:spPr>
                     <a:xfrm>
                       <a:off x="0" y="0"/>
-                      <a:ext cx="5943600" cy="1022350"/>
+                      <a:ext cx="5943600" cy="999366"/>
                     </a:xfrm>
                     <a:prstGeom prst="rect">
                       <a:avLst/>
@@ -535,7 +372,108 @@
           <w:sz w:val="20"/>
           <w:szCs w:val="20"/>
         </w:rPr>
-        <w:t>Pressing the Backspace key will re-activate the predictive list. Pressing the Esc(ape) key will clear both the input field and any displayed definitions, making it ready for your next lookup.</w:t>
+        <w:t xml:space="preserve">Pressing the Backspace key will </w:t>
+      </w:r>
+      <w:r>
+        <w:rPr>
+          <w:sz w:val="20"/>
+          <w:szCs w:val="20"/>
+        </w:rPr>
+        <w:t>reactivate</w:t>
+      </w:r>
+      <w:r>
+        <w:rPr>
+          <w:sz w:val="20"/>
+          <w:szCs w:val="20"/>
+        </w:rPr>
+        <w:t xml:space="preserve"> the predictive list. Pressing the Esc(ape) key will clear both the input field and any displayed definitions, making it ready for your next lookup.</w:t>
+      </w:r>
+    </w:p>
+    <w:p>
+      <w:pPr>
+        <w:rPr>
+          <w:sz w:val="20"/>
+          <w:szCs w:val="20"/>
+        </w:rPr>
+      </w:pPr>
+      <w:r>
+        <w:rPr>
+          <w:sz w:val="20"/>
+          <w:szCs w:val="20"/>
+        </w:rPr>
+        <w:br w:type="page"/>
+      </w:r>
+    </w:p>
+    <w:p>
+      <w:pPr>
+        <w:rPr>
+          <w:sz w:val="20"/>
+          <w:szCs w:val="20"/>
+        </w:rPr>
+      </w:pPr>
+      <w:r>
+        <w:rPr>
+          <w:sz w:val="20"/>
+          <w:szCs w:val="20"/>
+        </w:rPr>
+        <w:lastRenderedPageBreak/>
+        <w:t>Clicking the email button following “Send corrections or updates to:” will result in a dialog box where you can submit your addition or correction directly through the app instead of sending a separate email.</w:t>
+      </w:r>
+    </w:p>
+    <w:p>
+      <w:pPr>
+        <w:rPr>
+          <w:sz w:val="20"/>
+          <w:szCs w:val="20"/>
+        </w:rPr>
+      </w:pPr>
+      <w:r>
+        <w:rPr>
+          <w:noProof/>
+          <w:sz w:val="20"/>
+          <w:szCs w:val="20"/>
+        </w:rPr>
+        <w:drawing>
+          <wp:inline distT="0" distB="0" distL="0" distR="0" wp14:anchorId="08488EF2" wp14:editId="240AC86E">
+            <wp:extent cx="5943600" cy="1035050"/>
+            <wp:effectExtent l="0" t="0" r="0" b="0"/>
+            <wp:docPr id="8160848" name="Picture 1"/>
+            <wp:cNvGraphicFramePr>
+              <a:graphicFrameLocks xmlns:a="http://schemas.openxmlformats.org/drawingml/2006/main" noChangeAspect="1"/>
+            </wp:cNvGraphicFramePr>
+            <a:graphic xmlns:a="http://schemas.openxmlformats.org/drawingml/2006/main">
+              <a:graphicData uri="http://schemas.openxmlformats.org/drawingml/2006/picture">
+                <pic:pic xmlns:pic="http://schemas.openxmlformats.org/drawingml/2006/picture">
+                  <pic:nvPicPr>
+                    <pic:cNvPr id="8160848" name="Picture 8160848"/>
+                    <pic:cNvPicPr/>
+                  </pic:nvPicPr>
+                  <pic:blipFill>
+                    <a:blip r:embed="rId9">
+                      <a:extLst>
+                        <a:ext uri="{28A0092B-C50C-407E-A947-70E740481C1C}">
+                          <a14:useLocalDpi xmlns:a14="http://schemas.microsoft.com/office/drawing/2010/main" val="0"/>
+                        </a:ext>
+                      </a:extLst>
+                    </a:blip>
+                    <a:stretch>
+                      <a:fillRect/>
+                    </a:stretch>
+                  </pic:blipFill>
+                  <pic:spPr>
+                    <a:xfrm>
+                      <a:off x="0" y="0"/>
+                      <a:ext cx="5943600" cy="1035050"/>
+                    </a:xfrm>
+                    <a:prstGeom prst="rect">
+                      <a:avLst/>
+                    </a:prstGeom>
+                  </pic:spPr>
+                </pic:pic>
+              </a:graphicData>
+            </a:graphic>
+          </wp:inline>
+        </w:drawing>
       </w:r>
     </w:p>
     <w:p>
@@ -572,16 +510,25 @@
           <w:sz w:val="20"/>
           <w:szCs w:val="20"/>
         </w:rPr>
-        <w:t>Questions, comments, or acronym additions and corrections should all be sent to jfreivald@brmedical.com.</w:t>
+        <w:t>Questions</w:t>
+      </w:r>
+      <w:r>
+        <w:rPr>
+          <w:sz w:val="20"/>
+          <w:szCs w:val="20"/>
+        </w:rPr>
+        <w:t xml:space="preserve"> or comments</w:t>
+      </w:r>
+      <w:r>
+        <w:rPr>
+          <w:sz w:val="20"/>
+          <w:szCs w:val="20"/>
+        </w:rPr>
+        <w:t xml:space="preserve"> should be sent to jfreivald@brmedical.com.</w:t>
       </w:r>
     </w:p>
     <w:sectPr>
-      <w:headerReference w:type="even" r:id="rId11"/>
-      <w:headerReference w:type="default" r:id="rId12"/>
-      <w:footerReference w:type="even" r:id="rId13"/>
-      <w:footerReference w:type="default" r:id="rId14"/>
-      <w:headerReference w:type="first" r:id="rId15"/>
-      <w:footerReference w:type="first" r:id="rId16"/>
+      <w:headerReference w:type="default" r:id="rId10"/>
       <w:pgSz w:w="12240" w:h="15840"/>
       <w:pgMar w:top="1440" w:right="1440" w:bottom="1440" w:left="1440" w:header="720" w:footer="720" w:gutter="0"/>
       <w:cols w:space="720"/>
@@ -592,7 +539,7 @@
 </file>
 
 <file path=word/endnotes.xml><?xml version="1.0" encoding="utf-8"?>
-<w:endnotes xmlns:wpc="http://schemas.microsoft.com/office/word/2010/wordprocessingCanvas" xmlns:cx="http://schemas.microsoft.com/office/drawing/2014/chartex" xmlns:cx1="http://schemas.microsoft.com/office/drawing/2015/9/8/chartex" xmlns:cx2="http://schemas.microsoft.com/office/drawing/2015/10/21/chartex" xmlns:cx3="http://schemas.microsoft.com/office/drawing/2016/5/9/chartex" xmlns:cx4="http://schemas.microsoft.com/office/drawing/2016/5/10/chartex" xmlns:cx5="http://schemas.microsoft.com/office/drawing/2016/5/11/chartex" xmlns:cx6="http://schemas.microsoft.com/office/drawing/2016/5/12/chartex" xmlns:cx7="http://schemas.microsoft.com/office/drawing/2016/5/13/chartex" xmlns:cx8="http://schemas.microsoft.com/office/drawing/2016/5/14/chartex" xmlns:mc="http://schemas.openxmlformats.org/markup-compatibility/2006" xmlns:aink="http://schemas.microsoft.com/office/drawing/2016/ink" xmlns:am3d="http://schemas.microsoft.com/office/drawing/2017/model3d" xmlns:o="urn:schemas-microsoft-com:office:office" xmlns:oel="http://schemas.microsoft.com/office/2019/extlst" xmlns:r="http://schemas.openxmlformats.org/officeDocument/2006/relationships" xmlns:m="http://schemas.openxmlformats.org/officeDocument/2006/math" xmlns:v="urn:schemas-microsoft-com:vml" xmlns:wp14="http://schemas.microsoft.com/office/word/2010/wordprocessingDrawing" xmlns:wp="http://schemas.openxmlformats.org/drawingml/2006/wordprocessingDrawing" xmlns:w10="urn:schemas-microsoft-com:office:word" xmlns:w="http://schemas.openxmlformats.org/wordprocessingml/2006/main" xmlns:w14="http://schemas.microsoft.com/office/word/2010/wordml" xmlns:w15="http://schemas.microsoft.com/office/word/2012/wordml" xmlns:w16cex="http://schemas.microsoft.com/office/word/2018/wordml/cex" xmlns:w16cid="http://schemas.microsoft.com/office/word/2016/wordml/cid" xmlns:w16="http://schemas.microsoft.com/office/word/2018/wordml" xmlns:w16sdtdh="http://schemas.microsoft.com/office/word/2020/wordml/sdtdatahash" xmlns:w16se="http://schemas.microsoft.com/office/word/2015/wordml/symex" xmlns:wpg="http://schemas.microsoft.com/office/word/2010/wordprocessingGroup" xmlns:wpi="http://schemas.microsoft.com/office/word/2010/wordprocessingInk" xmlns:wne="http://schemas.microsoft.com/office/word/2006/wordml" xmlns:wps="http://schemas.microsoft.com/office/word/2010/wordprocessingShape" mc:Ignorable="w14 w15 w16se w16cid w16 w16cex w16sdtdh wp14">
+<w:endnotes xmlns:wpc="http://schemas.microsoft.com/office/word/2010/wordprocessingCanvas" xmlns:cx="http://schemas.microsoft.com/office/drawing/2014/chartex" xmlns:cx1="http://schemas.microsoft.com/office/drawing/2015/9/8/chartex" xmlns:cx2="http://schemas.microsoft.com/office/drawing/2015/10/21/chartex" xmlns:cx3="http://schemas.microsoft.com/office/drawing/2016/5/9/chartex" xmlns:cx4="http://schemas.microsoft.com/office/drawing/2016/5/10/chartex" xmlns:cx5="http://schemas.microsoft.com/office/drawing/2016/5/11/chartex" xmlns:cx6="http://schemas.microsoft.com/office/drawing/2016/5/12/chartex" xmlns:cx7="http://schemas.microsoft.com/office/drawing/2016/5/13/chartex" xmlns:cx8="http://schemas.microsoft.com/office/drawing/2016/5/14/chartex" xmlns:mc="http://schemas.openxmlformats.org/markup-compatibility/2006" xmlns:aink="http://schemas.microsoft.com/office/drawing/2016/ink" xmlns:am3d="http://schemas.microsoft.com/office/drawing/2017/model3d" xmlns:o="urn:schemas-microsoft-com:office:office" xmlns:oel="http://schemas.microsoft.com/office/2019/extlst" xmlns:r="http://schemas.openxmlformats.org/officeDocument/2006/relationships" xmlns:m="http://schemas.openxmlformats.org/officeDocument/2006/math" xmlns:v="urn:schemas-microsoft-com:vml" xmlns:wp14="http://schemas.microsoft.com/office/word/2010/wordprocessingDrawing" xmlns:wp="http://schemas.openxmlformats.org/drawingml/2006/wordprocessingDrawing" xmlns:w10="urn:schemas-microsoft-com:office:word" xmlns:w="http://schemas.openxmlformats.org/wordprocessingml/2006/main" xmlns:w14="http://schemas.microsoft.com/office/word/2010/wordml" xmlns:w15="http://schemas.microsoft.com/office/word/2012/wordml" xmlns:w16cex="http://schemas.microsoft.com/office/word/2018/wordml/cex" xmlns:w16cid="http://schemas.microsoft.com/office/word/2016/wordml/cid" xmlns:w16="http://schemas.microsoft.com/office/word/2018/wordml" xmlns:w16du="http://schemas.microsoft.com/office/word/2023/wordml/word16du" xmlns:w16sdtdh="http://schemas.microsoft.com/office/word/2020/wordml/sdtdatahash" xmlns:w16sdtfl="http://schemas.microsoft.com/office/word/2024/wordml/sdtformatlock" xmlns:w16se="http://schemas.microsoft.com/office/word/2015/wordml/symex" xmlns:wpg="http://schemas.microsoft.com/office/word/2010/wordprocessingGroup" xmlns:wpi="http://schemas.microsoft.com/office/word/2010/wordprocessingInk" xmlns:wne="http://schemas.microsoft.com/office/word/2006/wordml" xmlns:wps="http://schemas.microsoft.com/office/word/2010/wordprocessingShape" mc:Ignorable="w14 w15 w16se w16cid w16 w16cex w16sdtdh w16sdtfl w16du wp14">
   <w:endnote w:type="separator" w:id="-1">
     <w:p>
       <w:pPr>
@@ -616,38 +563,8 @@
 </w:endnotes>
 </file>
 
-<file path=word/footer1.xml><?xml version="1.0" encoding="utf-8"?>
-<w:ftr xmlns:wpc="http://schemas.microsoft.com/office/word/2010/wordprocessingCanvas" xmlns:cx="http://schemas.microsoft.com/office/drawing/2014/chartex" xmlns:cx1="http://schemas.microsoft.com/office/drawing/2015/9/8/chartex" xmlns:cx2="http://schemas.microsoft.com/office/drawing/2015/10/21/chartex" xmlns:cx3="http://schemas.microsoft.com/office/drawing/2016/5/9/chartex" xmlns:cx4="http://schemas.microsoft.com/office/drawing/2016/5/10/chartex" xmlns:cx5="http://schemas.microsoft.com/office/drawing/2016/5/11/chartex" xmlns:cx6="http://schemas.microsoft.com/office/drawing/2016/5/12/chartex" xmlns:cx7="http://schemas.microsoft.com/office/drawing/2016/5/13/chartex" xmlns:cx8="http://schemas.microsoft.com/office/drawing/2016/5/14/chartex" xmlns:mc="http://schemas.openxmlformats.org/markup-compatibility/2006" xmlns:aink="http://schemas.microsoft.com/office/drawing/2016/ink" xmlns:am3d="http://schemas.microsoft.com/office/drawing/2017/model3d" xmlns:o="urn:schemas-microsoft-com:office:office" xmlns:oel="http://schemas.microsoft.com/office/2019/extlst" xmlns:r="http://schemas.openxmlformats.org/officeDocument/2006/relationships" xmlns:m="http://schemas.openxmlformats.org/officeDocument/2006/math" xmlns:v="urn:schemas-microsoft-com:vml" xmlns:wp14="http://schemas.microsoft.com/office/word/2010/wordprocessingDrawing" xmlns:wp="http://schemas.openxmlformats.org/drawingml/2006/wordprocessingDrawing" xmlns:w10="urn:schemas-microsoft-com:office:word" xmlns:w="http://schemas.openxmlformats.org/wordprocessingml/2006/main" xmlns:w14="http://schemas.microsoft.com/office/word/2010/wordml" xmlns:w15="http://schemas.microsoft.com/office/word/2012/wordml" xmlns:w16cex="http://schemas.microsoft.com/office/word/2018/wordml/cex" xmlns:w16cid="http://schemas.microsoft.com/office/word/2016/wordml/cid" xmlns:w16="http://schemas.microsoft.com/office/word/2018/wordml" xmlns:w16sdtdh="http://schemas.microsoft.com/office/word/2020/wordml/sdtdatahash" xmlns:w16se="http://schemas.microsoft.com/office/word/2015/wordml/symex" xmlns:wpg="http://schemas.microsoft.com/office/word/2010/wordprocessingGroup" xmlns:wpi="http://schemas.microsoft.com/office/word/2010/wordprocessingInk" xmlns:wne="http://schemas.microsoft.com/office/word/2006/wordml" xmlns:wps="http://schemas.microsoft.com/office/word/2010/wordprocessingShape" mc:Ignorable="w14 w15 w16se w16cid w16 w16cex w16sdtdh wp14">
-  <w:p>
-    <w:pPr>
-      <w:pStyle w:val="Footer"/>
-    </w:pPr>
-  </w:p>
-</w:ftr>
-</file>
-
-<file path=word/footer2.xml><?xml version="1.0" encoding="utf-8"?>
-<w:ftr xmlns:wpc="http://schemas.microsoft.com/office/word/2010/wordprocessingCanvas" xmlns:cx="http://schemas.microsoft.com/office/drawing/2014/chartex" xmlns:cx1="http://schemas.microsoft.com/office/drawing/2015/9/8/chartex" xmlns:cx2="http://schemas.microsoft.com/office/drawing/2015/10/21/chartex" xmlns:cx3="http://schemas.microsoft.com/office/drawing/2016/5/9/chartex" xmlns:cx4="http://schemas.microsoft.com/office/drawing/2016/5/10/chartex" xmlns:cx5="http://schemas.microsoft.com/office/drawing/2016/5/11/chartex" xmlns:cx6="http://schemas.microsoft.com/office/drawing/2016/5/12/chartex" xmlns:cx7="http://schemas.microsoft.com/office/drawing/2016/5/13/chartex" xmlns:cx8="http://schemas.microsoft.com/office/drawing/2016/5/14/chartex" xmlns:mc="http://schemas.openxmlformats.org/markup-compatibility/2006" xmlns:aink="http://schemas.microsoft.com/office/drawing/2016/ink" xmlns:am3d="http://schemas.microsoft.com/office/drawing/2017/model3d" xmlns:o="urn:schemas-microsoft-com:office:office" xmlns:oel="http://schemas.microsoft.com/office/2019/extlst" xmlns:r="http://schemas.openxmlformats.org/officeDocument/2006/relationships" xmlns:m="http://schemas.openxmlformats.org/officeDocument/2006/math" xmlns:v="urn:schemas-microsoft-com:vml" xmlns:wp14="http://schemas.microsoft.com/office/word/2010/wordprocessingDrawing" xmlns:wp="http://schemas.openxmlformats.org/drawingml/2006/wordprocessingDrawing" xmlns:w10="urn:schemas-microsoft-com:office:word" xmlns:w="http://schemas.openxmlformats.org/wordprocessingml/2006/main" xmlns:w14="http://schemas.microsoft.com/office/word/2010/wordml" xmlns:w15="http://schemas.microsoft.com/office/word/2012/wordml" xmlns:w16cex="http://schemas.microsoft.com/office/word/2018/wordml/cex" xmlns:w16cid="http://schemas.microsoft.com/office/word/2016/wordml/cid" xmlns:w16="http://schemas.microsoft.com/office/word/2018/wordml" xmlns:w16sdtdh="http://schemas.microsoft.com/office/word/2020/wordml/sdtdatahash" xmlns:w16se="http://schemas.microsoft.com/office/word/2015/wordml/symex" xmlns:wpg="http://schemas.microsoft.com/office/word/2010/wordprocessingGroup" xmlns:wpi="http://schemas.microsoft.com/office/word/2010/wordprocessingInk" xmlns:wne="http://schemas.microsoft.com/office/word/2006/wordml" xmlns:wps="http://schemas.microsoft.com/office/word/2010/wordprocessingShape" mc:Ignorable="w14 w15 w16se w16cid w16 w16cex w16sdtdh wp14">
-  <w:p>
-    <w:pPr>
-      <w:pStyle w:val="Footer"/>
-    </w:pPr>
-  </w:p>
-</w:ftr>
-</file>
-
-<file path=word/footer3.xml><?xml version="1.0" encoding="utf-8"?>
-<w:ftr xmlns:wpc="http://schemas.microsoft.com/office/word/2010/wordprocessingCanvas" xmlns:cx="http://schemas.microsoft.com/office/drawing/2014/chartex" xmlns:cx1="http://schemas.microsoft.com/office/drawing/2015/9/8/chartex" xmlns:cx2="http://schemas.microsoft.com/office/drawing/2015/10/21/chartex" xmlns:cx3="http://schemas.microsoft.com/office/drawing/2016/5/9/chartex" xmlns:cx4="http://schemas.microsoft.com/office/drawing/2016/5/10/chartex" xmlns:cx5="http://schemas.microsoft.com/office/drawing/2016/5/11/chartex" xmlns:cx6="http://schemas.microsoft.com/office/drawing/2016/5/12/chartex" xmlns:cx7="http://schemas.microsoft.com/office/drawing/2016/5/13/chartex" xmlns:cx8="http://schemas.microsoft.com/office/drawing/2016/5/14/chartex" xmlns:mc="http://schemas.openxmlformats.org/markup-compatibility/2006" xmlns:aink="http://schemas.microsoft.com/office/drawing/2016/ink" xmlns:am3d="http://schemas.microsoft.com/office/drawing/2017/model3d" xmlns:o="urn:schemas-microsoft-com:office:office" xmlns:oel="http://schemas.microsoft.com/office/2019/extlst" xmlns:r="http://schemas.openxmlformats.org/officeDocument/2006/relationships" xmlns:m="http://schemas.openxmlformats.org/officeDocument/2006/math" xmlns:v="urn:schemas-microsoft-com:vml" xmlns:wp14="http://schemas.microsoft.com/office/word/2010/wordprocessingDrawing" xmlns:wp="http://schemas.openxmlformats.org/drawingml/2006/wordprocessingDrawing" xmlns:w10="urn:schemas-microsoft-com:office:word" xmlns:w="http://schemas.openxmlformats.org/wordprocessingml/2006/main" xmlns:w14="http://schemas.microsoft.com/office/word/2010/wordml" xmlns:w15="http://schemas.microsoft.com/office/word/2012/wordml" xmlns:w16cex="http://schemas.microsoft.com/office/word/2018/wordml/cex" xmlns:w16cid="http://schemas.microsoft.com/office/word/2016/wordml/cid" xmlns:w16="http://schemas.microsoft.com/office/word/2018/wordml" xmlns:w16sdtdh="http://schemas.microsoft.com/office/word/2020/wordml/sdtdatahash" xmlns:w16se="http://schemas.microsoft.com/office/word/2015/wordml/symex" xmlns:wpg="http://schemas.microsoft.com/office/word/2010/wordprocessingGroup" xmlns:wpi="http://schemas.microsoft.com/office/word/2010/wordprocessingInk" xmlns:wne="http://schemas.microsoft.com/office/word/2006/wordml" xmlns:wps="http://schemas.microsoft.com/office/word/2010/wordprocessingShape" mc:Ignorable="w14 w15 w16se w16cid w16 w16cex w16sdtdh wp14">
-  <w:p>
-    <w:pPr>
-      <w:pStyle w:val="Footer"/>
-    </w:pPr>
-  </w:p>
-</w:ftr>
-</file>
-
 <file path=word/footnotes.xml><?xml version="1.0" encoding="utf-8"?>
-<w:footnotes xmlns:wpc="http://schemas.microsoft.com/office/word/2010/wordprocessingCanvas" xmlns:cx="http://schemas.microsoft.com/office/drawing/2014/chartex" xmlns:cx1="http://schemas.microsoft.com/office/drawing/2015/9/8/chartex" xmlns:cx2="http://schemas.microsoft.com/office/drawing/2015/10/21/chartex" xmlns:cx3="http://schemas.microsoft.com/office/drawing/2016/5/9/chartex" xmlns:cx4="http://schemas.microsoft.com/office/drawing/2016/5/10/chartex" xmlns:cx5="http://schemas.microsoft.com/office/drawing/2016/5/11/chartex" xmlns:cx6="http://schemas.microsoft.com/office/drawing/2016/5/12/chartex" xmlns:cx7="http://schemas.microsoft.com/office/drawing/2016/5/13/chartex" xmlns:cx8="http://schemas.microsoft.com/office/drawing/2016/5/14/chartex" xmlns:mc="http://schemas.openxmlformats.org/markup-compatibility/2006" xmlns:aink="http://schemas.microsoft.com/office/drawing/2016/ink" xmlns:am3d="http://schemas.microsoft.com/office/drawing/2017/model3d" xmlns:o="urn:schemas-microsoft-com:office:office" xmlns:oel="http://schemas.microsoft.com/office/2019/extlst" xmlns:r="http://schemas.openxmlformats.org/officeDocument/2006/relationships" xmlns:m="http://schemas.openxmlformats.org/officeDocument/2006/math" xmlns:v="urn:schemas-microsoft-com:vml" xmlns:wp14="http://schemas.microsoft.com/office/word/2010/wordprocessingDrawing" xmlns:wp="http://schemas.openxmlformats.org/drawingml/2006/wordprocessingDrawing" xmlns:w10="urn:schemas-microsoft-com:office:word" xmlns:w="http://schemas.openxmlformats.org/wordprocessingml/2006/main" xmlns:w14="http://schemas.microsoft.com/office/word/2010/wordml" xmlns:w15="http://schemas.microsoft.com/office/word/2012/wordml" xmlns:w16cex="http://schemas.microsoft.com/office/word/2018/wordml/cex" xmlns:w16cid="http://schemas.microsoft.com/office/word/2016/wordml/cid" xmlns:w16="http://schemas.microsoft.com/office/word/2018/wordml" xmlns:w16sdtdh="http://schemas.microsoft.com/office/word/2020/wordml/sdtdatahash" xmlns:w16se="http://schemas.microsoft.com/office/word/2015/wordml/symex" xmlns:wpg="http://schemas.microsoft.com/office/word/2010/wordprocessingGroup" xmlns:wpi="http://schemas.microsoft.com/office/word/2010/wordprocessingInk" xmlns:wne="http://schemas.microsoft.com/office/word/2006/wordml" xmlns:wps="http://schemas.microsoft.com/office/word/2010/wordprocessingShape" mc:Ignorable="w14 w15 w16se w16cid w16 w16cex w16sdtdh wp14">
+<w:footnotes xmlns:wpc="http://schemas.microsoft.com/office/word/2010/wordprocessingCanvas" xmlns:cx="http://schemas.microsoft.com/office/drawing/2014/chartex" xmlns:cx1="http://schemas.microsoft.com/office/drawing/2015/9/8/chartex" xmlns:cx2="http://schemas.microsoft.com/office/drawing/2015/10/21/chartex" xmlns:cx3="http://schemas.microsoft.com/office/drawing/2016/5/9/chartex" xmlns:cx4="http://schemas.microsoft.com/office/drawing/2016/5/10/chartex" xmlns:cx5="http://schemas.microsoft.com/office/drawing/2016/5/11/chartex" xmlns:cx6="http://schemas.microsoft.com/office/drawing/2016/5/12/chartex" xmlns:cx7="http://schemas.microsoft.com/office/drawing/2016/5/13/chartex" xmlns:cx8="http://schemas.microsoft.com/office/drawing/2016/5/14/chartex" xmlns:mc="http://schemas.openxmlformats.org/markup-compatibility/2006" xmlns:aink="http://schemas.microsoft.com/office/drawing/2016/ink" xmlns:am3d="http://schemas.microsoft.com/office/drawing/2017/model3d" xmlns:o="urn:schemas-microsoft-com:office:office" xmlns:oel="http://schemas.microsoft.com/office/2019/extlst" xmlns:r="http://schemas.openxmlformats.org/officeDocument/2006/relationships" xmlns:m="http://schemas.openxmlformats.org/officeDocument/2006/math" xmlns:v="urn:schemas-microsoft-com:vml" xmlns:wp14="http://schemas.microsoft.com/office/word/2010/wordprocessingDrawing" xmlns:wp="http://schemas.openxmlformats.org/drawingml/2006/wordprocessingDrawing" xmlns:w10="urn:schemas-microsoft-com:office:word" xmlns:w="http://schemas.openxmlformats.org/wordprocessingml/2006/main" xmlns:w14="http://schemas.microsoft.com/office/word/2010/wordml" xmlns:w15="http://schemas.microsoft.com/office/word/2012/wordml" xmlns:w16cex="http://schemas.microsoft.com/office/word/2018/wordml/cex" xmlns:w16cid="http://schemas.microsoft.com/office/word/2016/wordml/cid" xmlns:w16="http://schemas.microsoft.com/office/word/2018/wordml" xmlns:w16du="http://schemas.microsoft.com/office/word/2023/wordml/word16du" xmlns:w16sdtdh="http://schemas.microsoft.com/office/word/2020/wordml/sdtdatahash" xmlns:w16sdtfl="http://schemas.microsoft.com/office/word/2024/wordml/sdtformatlock" xmlns:w16se="http://schemas.microsoft.com/office/word/2015/wordml/symex" xmlns:wpg="http://schemas.microsoft.com/office/word/2010/wordprocessingGroup" xmlns:wpi="http://schemas.microsoft.com/office/word/2010/wordprocessingInk" xmlns:wne="http://schemas.microsoft.com/office/word/2006/wordml" xmlns:wps="http://schemas.microsoft.com/office/word/2010/wordprocessingShape" mc:Ignorable="w14 w15 w16se w16cid w16 w16cex w16sdtdh w16sdtfl w16du wp14">
   <w:footnote w:type="separator" w:id="-1">
     <w:p>
       <w:pPr>
@@ -672,17 +589,7 @@
 </file>
 
 <file path=word/header1.xml><?xml version="1.0" encoding="utf-8"?>
-<w:hdr xmlns:wpc="http://schemas.microsoft.com/office/word/2010/wordprocessingCanvas" xmlns:cx="http://schemas.microsoft.com/office/drawing/2014/chartex" xmlns:cx1="http://schemas.microsoft.com/office/drawing/2015/9/8/chartex" xmlns:cx2="http://schemas.microsoft.com/office/drawing/2015/10/21/chartex" xmlns:cx3="http://schemas.microsoft.com/office/drawing/2016/5/9/chartex" xmlns:cx4="http://schemas.microsoft.com/office/drawing/2016/5/10/chartex" xmlns:cx5="http://schemas.microsoft.com/office/drawing/2016/5/11/chartex" xmlns:cx6="http://schemas.microsoft.com/office/drawing/2016/5/12/chartex" xmlns:cx7="http://schemas.microsoft.com/office/drawing/2016/5/13/chartex" xmlns:cx8="http://schemas.microsoft.com/office/drawing/2016/5/14/chartex" xmlns:mc="http://schemas.openxmlformats.org/markup-compatibility/2006" xmlns:aink="http://schemas.microsoft.com/office/drawing/2016/ink" xmlns:am3d="http://schemas.microsoft.com/office/drawing/2017/model3d" xmlns:o="urn:schemas-microsoft-com:office:office" xmlns:oel="http://schemas.microsoft.com/office/2019/extlst" xmlns:r="http://schemas.openxmlformats.org/officeDocument/2006/relationships" xmlns:m="http://schemas.openxmlformats.org/officeDocument/2006/math" xmlns:v="urn:schemas-microsoft-com:vml" xmlns:wp14="http://schemas.microsoft.com/office/word/2010/wordprocessingDrawing" xmlns:wp="http://schemas.openxmlformats.org/drawingml/2006/wordprocessingDrawing" xmlns:w10="urn:schemas-microsoft-com:office:word" xmlns:w="http://schemas.openxmlformats.org/wordprocessingml/2006/main" xmlns:w14="http://schemas.microsoft.com/office/word/2010/wordml" xmlns:w15="http://schemas.microsoft.com/office/word/2012/wordml" xmlns:w16cex="http://schemas.microsoft.com/office/word/2018/wordml/cex" xmlns:w16cid="http://schemas.microsoft.com/office/word/2016/wordml/cid" xmlns:w16="http://schemas.microsoft.com/office/word/2018/wordml" xmlns:w16sdtdh="http://schemas.microsoft.com/office/word/2020/wordml/sdtdatahash" xmlns:w16se="http://schemas.microsoft.com/office/word/2015/wordml/symex" xmlns:wpg="http://schemas.microsoft.com/office/word/2010/wordprocessingGroup" xmlns:wpi="http://schemas.microsoft.com/office/word/2010/wordprocessingInk" xmlns:wne="http://schemas.microsoft.com/office/word/2006/wordml" xmlns:wps="http://schemas.microsoft.com/office/word/2010/wordprocessingShape" mc:Ignorable="w14 w15 w16se w16cid w16 w16cex w16sdtdh wp14">
-  <w:p>
-    <w:pPr>
-      <w:pStyle w:val="Header"/>
-    </w:pPr>
-  </w:p>
-</w:hdr>
-</file>
-
-<file path=word/header2.xml><?xml version="1.0" encoding="utf-8"?>
-<w:hdr xmlns:wpc="http://schemas.microsoft.com/office/word/2010/wordprocessingCanvas" xmlns:cx="http://schemas.microsoft.com/office/drawing/2014/chartex" xmlns:cx1="http://schemas.microsoft.com/office/drawing/2015/9/8/chartex" xmlns:cx2="http://schemas.microsoft.com/office/drawing/2015/10/21/chartex" xmlns:cx3="http://schemas.microsoft.com/office/drawing/2016/5/9/chartex" xmlns:cx4="http://schemas.microsoft.com/office/drawing/2016/5/10/chartex" xmlns:cx5="http://schemas.microsoft.com/office/drawing/2016/5/11/chartex" xmlns:cx6="http://schemas.microsoft.com/office/drawing/2016/5/12/chartex" xmlns:cx7="http://schemas.microsoft.com/office/drawing/2016/5/13/chartex" xmlns:cx8="http://schemas.microsoft.com/office/drawing/2016/5/14/chartex" xmlns:mc="http://schemas.openxmlformats.org/markup-compatibility/2006" xmlns:aink="http://schemas.microsoft.com/office/drawing/2016/ink" xmlns:am3d="http://schemas.microsoft.com/office/drawing/2017/model3d" xmlns:o="urn:schemas-microsoft-com:office:office" xmlns:oel="http://schemas.microsoft.com/office/2019/extlst" xmlns:r="http://schemas.openxmlformats.org/officeDocument/2006/relationships" xmlns:m="http://schemas.openxmlformats.org/officeDocument/2006/math" xmlns:v="urn:schemas-microsoft-com:vml" xmlns:wp14="http://schemas.microsoft.com/office/word/2010/wordprocessingDrawing" xmlns:wp="http://schemas.openxmlformats.org/drawingml/2006/wordprocessingDrawing" xmlns:w10="urn:schemas-microsoft-com:office:word" xmlns:w="http://schemas.openxmlformats.org/wordprocessingml/2006/main" xmlns:w14="http://schemas.microsoft.com/office/word/2010/wordml" xmlns:w15="http://schemas.microsoft.com/office/word/2012/wordml" xmlns:w16cex="http://schemas.microsoft.com/office/word/2018/wordml/cex" xmlns:w16cid="http://schemas.microsoft.com/office/word/2016/wordml/cid" xmlns:w16="http://schemas.microsoft.com/office/word/2018/wordml" xmlns:w16sdtdh="http://schemas.microsoft.com/office/word/2020/wordml/sdtdatahash" xmlns:w16se="http://schemas.microsoft.com/office/word/2015/wordml/symex" xmlns:wpg="http://schemas.microsoft.com/office/word/2010/wordprocessingGroup" xmlns:wpi="http://schemas.microsoft.com/office/word/2010/wordprocessingInk" xmlns:wne="http://schemas.microsoft.com/office/word/2006/wordml" xmlns:wps="http://schemas.microsoft.com/office/word/2010/wordprocessingShape" mc:Ignorable="w14 w15 w16se w16cid w16 w16cex w16sdtdh wp14">
+<w:hdr xmlns:wpc="http://schemas.microsoft.com/office/word/2010/wordprocessingCanvas" xmlns:cx="http://schemas.microsoft.com/office/drawing/2014/chartex" xmlns:cx1="http://schemas.microsoft.com/office/drawing/2015/9/8/chartex" xmlns:cx2="http://schemas.microsoft.com/office/drawing/2015/10/21/chartex" xmlns:cx3="http://schemas.microsoft.com/office/drawing/2016/5/9/chartex" xmlns:cx4="http://schemas.microsoft.com/office/drawing/2016/5/10/chartex" xmlns:cx5="http://schemas.microsoft.com/office/drawing/2016/5/11/chartex" xmlns:cx6="http://schemas.microsoft.com/office/drawing/2016/5/12/chartex" xmlns:cx7="http://schemas.microsoft.com/office/drawing/2016/5/13/chartex" xmlns:cx8="http://schemas.microsoft.com/office/drawing/2016/5/14/chartex" xmlns:mc="http://schemas.openxmlformats.org/markup-compatibility/2006" xmlns:aink="http://schemas.microsoft.com/office/drawing/2016/ink" xmlns:am3d="http://schemas.microsoft.com/office/drawing/2017/model3d" xmlns:o="urn:schemas-microsoft-com:office:office" xmlns:oel="http://schemas.microsoft.com/office/2019/extlst" xmlns:r="http://schemas.openxmlformats.org/officeDocument/2006/relationships" xmlns:m="http://schemas.openxmlformats.org/officeDocument/2006/math" xmlns:v="urn:schemas-microsoft-com:vml" xmlns:wp14="http://schemas.microsoft.com/office/word/2010/wordprocessingDrawing" xmlns:wp="http://schemas.openxmlformats.org/drawingml/2006/wordprocessingDrawing" xmlns:w10="urn:schemas-microsoft-com:office:word" xmlns:w="http://schemas.openxmlformats.org/wordprocessingml/2006/main" xmlns:w14="http://schemas.microsoft.com/office/word/2010/wordml" xmlns:w15="http://schemas.microsoft.com/office/word/2012/wordml" xmlns:w16cex="http://schemas.microsoft.com/office/word/2018/wordml/cex" xmlns:w16cid="http://schemas.microsoft.com/office/word/2016/wordml/cid" xmlns:w16="http://schemas.microsoft.com/office/word/2018/wordml" xmlns:w16du="http://schemas.microsoft.com/office/word/2023/wordml/word16du" xmlns:w16sdtdh="http://schemas.microsoft.com/office/word/2020/wordml/sdtdatahash" xmlns:w16sdtfl="http://schemas.microsoft.com/office/word/2024/wordml/sdtformatlock" xmlns:w16se="http://schemas.microsoft.com/office/word/2015/wordml/symex" xmlns:wpg="http://schemas.microsoft.com/office/word/2010/wordprocessingGroup" xmlns:wpi="http://schemas.microsoft.com/office/word/2010/wordprocessingInk" xmlns:wne="http://schemas.microsoft.com/office/word/2006/wordml" xmlns:wps="http://schemas.microsoft.com/office/word/2010/wordprocessingShape" mc:Ignorable="w14 w15 w16se w16cid w16 w16cex w16sdtdh w16sdtfl w16du wp14">
   <w:p>
     <w:pPr>
       <w:pStyle w:val="Header"/>
@@ -692,7 +599,7 @@
         <w:noProof/>
       </w:rPr>
       <w:drawing>
-        <wp:anchor distT="0" distB="0" distL="114300" distR="114300" simplePos="0" relativeHeight="251658240" behindDoc="1" locked="0" layoutInCell="1" allowOverlap="1" wp14:anchorId="11470100" wp14:editId="708035C9">
+        <wp:anchor distT="0" distB="0" distL="114300" distR="114300" simplePos="0" relativeHeight="251658240" behindDoc="1" locked="0" layoutInCell="1" allowOverlap="1" wp14:anchorId="11470100" wp14:editId="506A0F99">
           <wp:simplePos x="0" y="0"/>
           <wp:positionH relativeFrom="margin">
             <wp:align>right</wp:align>
@@ -700,10 +607,10 @@
           <wp:positionV relativeFrom="paragraph">
             <wp:posOffset>-123981</wp:posOffset>
           </wp:positionV>
-          <wp:extent cx="714475" cy="704948"/>
-          <wp:effectExtent l="0" t="0" r="9525" b="0"/>
+          <wp:extent cx="704948" cy="704948"/>
+          <wp:effectExtent l="0" t="0" r="0" b="0"/>
           <wp:wrapNone/>
-          <wp:docPr id="688125245" name="Picture 1" descr="A computer screen with a logo&#10;&#10;Description automatically generated"/>
+          <wp:docPr id="688125245" name="Picture 1"/>
           <wp:cNvGraphicFramePr>
             <a:graphicFrameLocks xmlns:a="http://schemas.openxmlformats.org/drawingml/2006/main" noChangeAspect="1"/>
           </wp:cNvGraphicFramePr>
@@ -711,7 +618,7 @@
             <a:graphicData uri="http://schemas.openxmlformats.org/drawingml/2006/picture">
               <pic:pic xmlns:pic="http://schemas.openxmlformats.org/drawingml/2006/picture">
                 <pic:nvPicPr>
-                  <pic:cNvPr id="688125245" name="Picture 1" descr="A computer screen with a logo&#10;&#10;Description automatically generated"/>
+                  <pic:cNvPr id="688125245" name="Picture 1"/>
                   <pic:cNvPicPr/>
                 </pic:nvPicPr>
                 <pic:blipFill>
@@ -729,7 +636,7 @@
                 <pic:spPr>
                   <a:xfrm>
                     <a:off x="0" y="0"/>
-                    <a:ext cx="714475" cy="704948"/>
+                    <a:ext cx="704948" cy="704948"/>
                   </a:xfrm>
                   <a:prstGeom prst="rect">
                     <a:avLst/>
@@ -817,18 +724,8 @@
 </w:hdr>
 </file>
 
-<file path=word/header3.xml><?xml version="1.0" encoding="utf-8"?>
-<w:hdr xmlns:wpc="http://schemas.microsoft.com/office/word/2010/wordprocessingCanvas" xmlns:cx="http://schemas.microsoft.com/office/drawing/2014/chartex" xmlns:cx1="http://schemas.microsoft.com/office/drawing/2015/9/8/chartex" xmlns:cx2="http://schemas.microsoft.com/office/drawing/2015/10/21/chartex" xmlns:cx3="http://schemas.microsoft.com/office/drawing/2016/5/9/chartex" xmlns:cx4="http://schemas.microsoft.com/office/drawing/2016/5/10/chartex" xmlns:cx5="http://schemas.microsoft.com/office/drawing/2016/5/11/chartex" xmlns:cx6="http://schemas.microsoft.com/office/drawing/2016/5/12/chartex" xmlns:cx7="http://schemas.microsoft.com/office/drawing/2016/5/13/chartex" xmlns:cx8="http://schemas.microsoft.com/office/drawing/2016/5/14/chartex" xmlns:mc="http://schemas.openxmlformats.org/markup-compatibility/2006" xmlns:aink="http://schemas.microsoft.com/office/drawing/2016/ink" xmlns:am3d="http://schemas.microsoft.com/office/drawing/2017/model3d" xmlns:o="urn:schemas-microsoft-com:office:office" xmlns:oel="http://schemas.microsoft.com/office/2019/extlst" xmlns:r="http://schemas.openxmlformats.org/officeDocument/2006/relationships" xmlns:m="http://schemas.openxmlformats.org/officeDocument/2006/math" xmlns:v="urn:schemas-microsoft-com:vml" xmlns:wp14="http://schemas.microsoft.com/office/word/2010/wordprocessingDrawing" xmlns:wp="http://schemas.openxmlformats.org/drawingml/2006/wordprocessingDrawing" xmlns:w10="urn:schemas-microsoft-com:office:word" xmlns:w="http://schemas.openxmlformats.org/wordprocessingml/2006/main" xmlns:w14="http://schemas.microsoft.com/office/word/2010/wordml" xmlns:w15="http://schemas.microsoft.com/office/word/2012/wordml" xmlns:w16cex="http://schemas.microsoft.com/office/word/2018/wordml/cex" xmlns:w16cid="http://schemas.microsoft.com/office/word/2016/wordml/cid" xmlns:w16="http://schemas.microsoft.com/office/word/2018/wordml" xmlns:w16sdtdh="http://schemas.microsoft.com/office/word/2020/wordml/sdtdatahash" xmlns:w16se="http://schemas.microsoft.com/office/word/2015/wordml/symex" xmlns:wpg="http://schemas.microsoft.com/office/word/2010/wordprocessingGroup" xmlns:wpi="http://schemas.microsoft.com/office/word/2010/wordprocessingInk" xmlns:wne="http://schemas.microsoft.com/office/word/2006/wordml" xmlns:wps="http://schemas.microsoft.com/office/word/2010/wordprocessingShape" mc:Ignorable="w14 w15 w16se w16cid w16 w16cex w16sdtdh wp14">
-  <w:p>
-    <w:pPr>
-      <w:pStyle w:val="Header"/>
-    </w:pPr>
-  </w:p>
-</w:hdr>
-</file>
-
 <file path=word/styles.xml><?xml version="1.0" encoding="utf-8"?>
-<w:styles xmlns:mc="http://schemas.openxmlformats.org/markup-compatibility/2006" xmlns:r="http://schemas.openxmlformats.org/officeDocument/2006/relationships" xmlns:w="http://schemas.openxmlformats.org/wordprocessingml/2006/main" xmlns:w14="http://schemas.microsoft.com/office/word/2010/wordml" xmlns:w15="http://schemas.microsoft.com/office/word/2012/wordml" xmlns:w16cex="http://schemas.microsoft.com/office/word/2018/wordml/cex" xmlns:w16cid="http://schemas.microsoft.com/office/word/2016/wordml/cid" xmlns:w16="http://schemas.microsoft.com/office/word/2018/wordml" xmlns:w16sdtdh="http://schemas.microsoft.com/office/word/2020/wordml/sdtdatahash" xmlns:w16se="http://schemas.microsoft.com/office/word/2015/wordml/symex" mc:Ignorable="w14 w15 w16se w16cid w16 w16cex w16sdtdh">
+<w:styles xmlns:mc="http://schemas.openxmlformats.org/markup-compatibility/2006" xmlns:r="http://schemas.openxmlformats.org/officeDocument/2006/relationships" xmlns:w="http://schemas.openxmlformats.org/wordprocessingml/2006/main" xmlns:w14="http://schemas.microsoft.com/office/word/2010/wordml" xmlns:w15="http://schemas.microsoft.com/office/word/2012/wordml" xmlns:w16cex="http://schemas.microsoft.com/office/word/2018/wordml/cex" xmlns:w16cid="http://schemas.microsoft.com/office/word/2016/wordml/cid" xmlns:w16="http://schemas.microsoft.com/office/word/2018/wordml" xmlns:w16du="http://schemas.microsoft.com/office/word/2023/wordml/word16du" xmlns:w16sdtdh="http://schemas.microsoft.com/office/word/2020/wordml/sdtdatahash" xmlns:w16sdtfl="http://schemas.microsoft.com/office/word/2024/wordml/sdtformatlock" xmlns:w16se="http://schemas.microsoft.com/office/word/2015/wordml/symex" mc:Ignorable="w14 w15 w16se w16cid w16 w16cex w16sdtdh w16sdtfl w16du">
   <w:docDefaults>
     <w:rPrDefault>
       <w:rPr>
